--- a/TVQF Forms New EN/A-03-Institutional Accreditation Site Evaluation Report.docx
+++ b/TVQF Forms New EN/A-03-Institutional Accreditation Site Evaluation Report.docx
@@ -12,15 +12,23 @@
     </w:p>
     <w:tbl>
       <w:tblPr>
-        <w:tblW w:w="0" w:type="auto"/>
+        <w:tblW w:w="9072" w:type="dxa"/>
         <w:jc w:val="center"/>
+        <w:tblBorders>
+          <w:top w:val="single" w:sz="4" w:space="0" w:color="auto"/>
+          <w:left w:val="single" w:sz="4" w:space="0" w:color="auto"/>
+          <w:bottom w:val="single" w:sz="4" w:space="0" w:color="auto"/>
+          <w:right w:val="single" w:sz="4" w:space="0" w:color="auto"/>
+          <w:insideH w:val="single" w:sz="4" w:space="0" w:color="auto"/>
+          <w:insideV w:val="single" w:sz="4" w:space="0" w:color="auto"/>
+        </w:tblBorders>
         <w:tblLook w:val="04A0" w:firstRow="1" w:lastRow="0" w:firstColumn="1" w:lastColumn="0" w:noHBand="0" w:noVBand="1"/>
       </w:tblPr>
       <w:tblGrid>
-        <w:gridCol w:w="2160"/>
-        <w:gridCol w:w="2160"/>
-        <w:gridCol w:w="2160"/>
-        <w:gridCol w:w="2160"/>
+        <w:gridCol w:w="2268"/>
+        <w:gridCol w:w="2268"/>
+        <w:gridCol w:w="2268"/>
+        <w:gridCol w:w="2268"/>
       </w:tblGrid>
       <w:tr>
         <w:trPr>
@@ -213,24 +221,33 @@
         <w:pStyle w:val="Heading2"/>
       </w:pPr>
       <w:r>
-        <w:t xml:space="preserve">Section 1. </w:t>
-      </w:r>
-      <w:r>
-        <w:t>Governance and Management</w:t>
+        <w:t>Section 1. Governance and Management</w:t>
       </w:r>
     </w:p>
     <w:tbl>
       <w:tblPr>
-        <w:tblW w:w="0" w:type="auto"/>
+        <w:tblW w:w="9072" w:type="dxa"/>
+        <w:jc w:val="center"/>
+        <w:tblBorders>
+          <w:top w:val="single" w:sz="4" w:space="0" w:color="auto"/>
+          <w:left w:val="single" w:sz="4" w:space="0" w:color="auto"/>
+          <w:bottom w:val="single" w:sz="4" w:space="0" w:color="auto"/>
+          <w:right w:val="single" w:sz="4" w:space="0" w:color="auto"/>
+          <w:insideH w:val="single" w:sz="4" w:space="0" w:color="auto"/>
+          <w:insideV w:val="single" w:sz="4" w:space="0" w:color="auto"/>
+        </w:tblBorders>
         <w:tblLook w:val="04A0" w:firstRow="1" w:lastRow="0" w:firstColumn="1" w:lastColumn="0" w:noHBand="0" w:noVBand="1"/>
       </w:tblPr>
       <w:tblGrid>
-        <w:gridCol w:w="2160"/>
-        <w:gridCol w:w="2160"/>
-        <w:gridCol w:w="2160"/>
-        <w:gridCol w:w="2160"/>
+        <w:gridCol w:w="2268"/>
+        <w:gridCol w:w="2268"/>
+        <w:gridCol w:w="2268"/>
+        <w:gridCol w:w="2268"/>
       </w:tblGrid>
       <w:tr>
+        <w:trPr>
+          <w:jc w:val="center"/>
+        </w:trPr>
         <w:tc>
           <w:tcPr>
             <w:tcW w:w="2160" w:type="dxa"/>
@@ -279,6 +296,9 @@
         </w:tc>
       </w:tr>
       <w:tr>
+        <w:trPr>
+          <w:jc w:val="center"/>
+        </w:trPr>
         <w:tc>
           <w:tcPr>
             <w:tcW w:w="2160" w:type="dxa"/>
@@ -323,6 +343,9 @@
         </w:tc>
       </w:tr>
       <w:tr>
+        <w:trPr>
+          <w:jc w:val="center"/>
+        </w:trPr>
         <w:tc>
           <w:tcPr>
             <w:tcW w:w="2160" w:type="dxa"/>
@@ -367,6 +390,9 @@
         </w:tc>
       </w:tr>
       <w:tr>
+        <w:trPr>
+          <w:jc w:val="center"/>
+        </w:trPr>
         <w:tc>
           <w:tcPr>
             <w:tcW w:w="2160" w:type="dxa"/>
@@ -411,6 +437,9 @@
         </w:tc>
       </w:tr>
       <w:tr>
+        <w:trPr>
+          <w:jc w:val="center"/>
+        </w:trPr>
         <w:tc>
           <w:tcPr>
             <w:tcW w:w="2160" w:type="dxa"/>
@@ -465,16 +494,28 @@
     </w:p>
     <w:tbl>
       <w:tblPr>
-        <w:tblW w:w="0" w:type="auto"/>
+        <w:tblW w:w="9072" w:type="dxa"/>
+        <w:jc w:val="center"/>
+        <w:tblBorders>
+          <w:top w:val="single" w:sz="4" w:space="0" w:color="auto"/>
+          <w:left w:val="single" w:sz="4" w:space="0" w:color="auto"/>
+          <w:bottom w:val="single" w:sz="4" w:space="0" w:color="auto"/>
+          <w:right w:val="single" w:sz="4" w:space="0" w:color="auto"/>
+          <w:insideH w:val="single" w:sz="4" w:space="0" w:color="auto"/>
+          <w:insideV w:val="single" w:sz="4" w:space="0" w:color="auto"/>
+        </w:tblBorders>
         <w:tblLook w:val="04A0" w:firstRow="1" w:lastRow="0" w:firstColumn="1" w:lastColumn="0" w:noHBand="0" w:noVBand="1"/>
       </w:tblPr>
       <w:tblGrid>
-        <w:gridCol w:w="2160"/>
-        <w:gridCol w:w="2160"/>
-        <w:gridCol w:w="2160"/>
-        <w:gridCol w:w="2160"/>
+        <w:gridCol w:w="2268"/>
+        <w:gridCol w:w="2268"/>
+        <w:gridCol w:w="2268"/>
+        <w:gridCol w:w="2268"/>
       </w:tblGrid>
       <w:tr>
+        <w:trPr>
+          <w:jc w:val="center"/>
+        </w:trPr>
         <w:tc>
           <w:tcPr>
             <w:tcW w:w="2160" w:type="dxa"/>
@@ -523,6 +564,9 @@
         </w:tc>
       </w:tr>
       <w:tr>
+        <w:trPr>
+          <w:jc w:val="center"/>
+        </w:trPr>
         <w:tc>
           <w:tcPr>
             <w:tcW w:w="2160" w:type="dxa"/>
@@ -567,6 +611,9 @@
         </w:tc>
       </w:tr>
       <w:tr>
+        <w:trPr>
+          <w:jc w:val="center"/>
+        </w:trPr>
         <w:tc>
           <w:tcPr>
             <w:tcW w:w="2160" w:type="dxa"/>
@@ -611,6 +658,9 @@
         </w:tc>
       </w:tr>
       <w:tr>
+        <w:trPr>
+          <w:jc w:val="center"/>
+        </w:trPr>
         <w:tc>
           <w:tcPr>
             <w:tcW w:w="2160" w:type="dxa"/>
@@ -655,6 +705,9 @@
         </w:tc>
       </w:tr>
       <w:tr>
+        <w:trPr>
+          <w:jc w:val="center"/>
+        </w:trPr>
         <w:tc>
           <w:tcPr>
             <w:tcW w:w="2160" w:type="dxa"/>
@@ -699,26 +752,55 @@
         </w:tc>
       </w:tr>
     </w:tbl>
+    <w:p/>
+    <w:p>
+      <w:pPr>
+        <w:rPr>
+          <w:rFonts w:asciiTheme="majorHAnsi" w:eastAsiaTheme="majorEastAsia" w:hAnsiTheme="majorHAnsi" w:cstheme="majorBidi"/>
+          <w:b/>
+          <w:bCs/>
+          <w:color w:val="4F81BD" w:themeColor="accent1"/>
+          <w:sz w:val="26"/>
+          <w:szCs w:val="26"/>
+        </w:rPr>
+      </w:pPr>
+      <w:r>
+        <w:br w:type="page"/>
+      </w:r>
+    </w:p>
     <w:p>
       <w:pPr>
         <w:pStyle w:val="Heading2"/>
       </w:pPr>
       <w:r>
+        <w:lastRenderedPageBreak/>
         <w:t>Section 3. Resources</w:t>
       </w:r>
     </w:p>
     <w:tbl>
       <w:tblPr>
-        <w:tblW w:w="0" w:type="auto"/>
+        <w:tblW w:w="9072" w:type="dxa"/>
+        <w:jc w:val="center"/>
+        <w:tblBorders>
+          <w:top w:val="single" w:sz="4" w:space="0" w:color="auto"/>
+          <w:left w:val="single" w:sz="4" w:space="0" w:color="auto"/>
+          <w:bottom w:val="single" w:sz="4" w:space="0" w:color="auto"/>
+          <w:right w:val="single" w:sz="4" w:space="0" w:color="auto"/>
+          <w:insideH w:val="single" w:sz="4" w:space="0" w:color="auto"/>
+          <w:insideV w:val="single" w:sz="4" w:space="0" w:color="auto"/>
+        </w:tblBorders>
         <w:tblLook w:val="04A0" w:firstRow="1" w:lastRow="0" w:firstColumn="1" w:lastColumn="0" w:noHBand="0" w:noVBand="1"/>
       </w:tblPr>
       <w:tblGrid>
-        <w:gridCol w:w="2160"/>
-        <w:gridCol w:w="2160"/>
-        <w:gridCol w:w="2160"/>
-        <w:gridCol w:w="2160"/>
+        <w:gridCol w:w="2268"/>
+        <w:gridCol w:w="2268"/>
+        <w:gridCol w:w="2268"/>
+        <w:gridCol w:w="2268"/>
       </w:tblGrid>
       <w:tr>
+        <w:trPr>
+          <w:jc w:val="center"/>
+        </w:trPr>
         <w:tc>
           <w:tcPr>
             <w:tcW w:w="2160" w:type="dxa"/>
@@ -767,6 +849,9 @@
         </w:tc>
       </w:tr>
       <w:tr>
+        <w:trPr>
+          <w:jc w:val="center"/>
+        </w:trPr>
         <w:tc>
           <w:tcPr>
             <w:tcW w:w="2160" w:type="dxa"/>
@@ -811,6 +896,9 @@
         </w:tc>
       </w:tr>
       <w:tr>
+        <w:trPr>
+          <w:jc w:val="center"/>
+        </w:trPr>
         <w:tc>
           <w:tcPr>
             <w:tcW w:w="2160" w:type="dxa"/>
@@ -855,13 +943,15 @@
         </w:tc>
       </w:tr>
       <w:tr>
+        <w:trPr>
+          <w:jc w:val="center"/>
+        </w:trPr>
         <w:tc>
           <w:tcPr>
             <w:tcW w:w="2160" w:type="dxa"/>
           </w:tcPr>
           <w:p>
             <w:r>
-              <w:lastRenderedPageBreak/>
               <w:t>Laboratories / Workshops</w:t>
             </w:r>
           </w:p>
@@ -900,6 +990,9 @@
         </w:tc>
       </w:tr>
       <w:tr>
+        <w:trPr>
+          <w:jc w:val="center"/>
+        </w:trPr>
         <w:tc>
           <w:tcPr>
             <w:tcW w:w="2160" w:type="dxa"/>
@@ -954,16 +1047,28 @@
     </w:p>
     <w:tbl>
       <w:tblPr>
-        <w:tblW w:w="0" w:type="auto"/>
+        <w:tblW w:w="9072" w:type="dxa"/>
+        <w:jc w:val="center"/>
+        <w:tblBorders>
+          <w:top w:val="single" w:sz="4" w:space="0" w:color="auto"/>
+          <w:left w:val="single" w:sz="4" w:space="0" w:color="auto"/>
+          <w:bottom w:val="single" w:sz="4" w:space="0" w:color="auto"/>
+          <w:right w:val="single" w:sz="4" w:space="0" w:color="auto"/>
+          <w:insideH w:val="single" w:sz="4" w:space="0" w:color="auto"/>
+          <w:insideV w:val="single" w:sz="4" w:space="0" w:color="auto"/>
+        </w:tblBorders>
         <w:tblLook w:val="04A0" w:firstRow="1" w:lastRow="0" w:firstColumn="1" w:lastColumn="0" w:noHBand="0" w:noVBand="1"/>
       </w:tblPr>
       <w:tblGrid>
-        <w:gridCol w:w="2160"/>
-        <w:gridCol w:w="2160"/>
-        <w:gridCol w:w="2160"/>
-        <w:gridCol w:w="2160"/>
+        <w:gridCol w:w="2268"/>
+        <w:gridCol w:w="2268"/>
+        <w:gridCol w:w="2268"/>
+        <w:gridCol w:w="2268"/>
       </w:tblGrid>
       <w:tr>
+        <w:trPr>
+          <w:jc w:val="center"/>
+        </w:trPr>
         <w:tc>
           <w:tcPr>
             <w:tcW w:w="2160" w:type="dxa"/>
@@ -1012,6 +1117,9 @@
         </w:tc>
       </w:tr>
       <w:tr>
+        <w:trPr>
+          <w:jc w:val="center"/>
+        </w:trPr>
         <w:tc>
           <w:tcPr>
             <w:tcW w:w="2160" w:type="dxa"/>
@@ -1056,6 +1164,9 @@
         </w:tc>
       </w:tr>
       <w:tr>
+        <w:trPr>
+          <w:jc w:val="center"/>
+        </w:trPr>
         <w:tc>
           <w:tcPr>
             <w:tcW w:w="2160" w:type="dxa"/>
@@ -1100,6 +1211,9 @@
         </w:tc>
       </w:tr>
       <w:tr>
+        <w:trPr>
+          <w:jc w:val="center"/>
+        </w:trPr>
         <w:tc>
           <w:tcPr>
             <w:tcW w:w="2160" w:type="dxa"/>
@@ -1144,6 +1258,9 @@
         </w:tc>
       </w:tr>
       <w:tr>
+        <w:trPr>
+          <w:jc w:val="center"/>
+        </w:trPr>
         <w:tc>
           <w:tcPr>
             <w:tcW w:w="2160" w:type="dxa"/>
@@ -1193,22 +1310,31 @@
         <w:pStyle w:val="Heading2"/>
       </w:pPr>
       <w:r>
-        <w:t xml:space="preserve">Section 5. </w:t>
-      </w:r>
-      <w:r>
-        <w:t>Overall Evaluation</w:t>
+        <w:t>Section 5. Overall Evaluation</w:t>
       </w:r>
     </w:p>
     <w:tbl>
       <w:tblPr>
-        <w:tblW w:w="0" w:type="auto"/>
+        <w:tblW w:w="9072" w:type="dxa"/>
+        <w:jc w:val="center"/>
+        <w:tblBorders>
+          <w:top w:val="single" w:sz="4" w:space="0" w:color="auto"/>
+          <w:left w:val="single" w:sz="4" w:space="0" w:color="auto"/>
+          <w:bottom w:val="single" w:sz="4" w:space="0" w:color="auto"/>
+          <w:right w:val="single" w:sz="4" w:space="0" w:color="auto"/>
+          <w:insideH w:val="single" w:sz="4" w:space="0" w:color="auto"/>
+          <w:insideV w:val="single" w:sz="4" w:space="0" w:color="auto"/>
+        </w:tblBorders>
         <w:tblLook w:val="04A0" w:firstRow="1" w:lastRow="0" w:firstColumn="1" w:lastColumn="0" w:noHBand="0" w:noVBand="1"/>
       </w:tblPr>
       <w:tblGrid>
-        <w:gridCol w:w="4320"/>
-        <w:gridCol w:w="4320"/>
+        <w:gridCol w:w="4536"/>
+        <w:gridCol w:w="4536"/>
       </w:tblGrid>
       <w:tr>
+        <w:trPr>
+          <w:jc w:val="center"/>
+        </w:trPr>
         <w:tc>
           <w:tcPr>
             <w:tcW w:w="4320" w:type="dxa"/>
@@ -1227,6 +1353,9 @@
         </w:tc>
       </w:tr>
       <w:tr>
+        <w:trPr>
+          <w:jc w:val="center"/>
+        </w:trPr>
         <w:tc>
           <w:tcPr>
             <w:tcW w:w="4320" w:type="dxa"/>
@@ -1245,6 +1374,9 @@
         </w:tc>
       </w:tr>
       <w:tr>
+        <w:trPr>
+          <w:jc w:val="center"/>
+        </w:trPr>
         <w:tc>
           <w:tcPr>
             <w:tcW w:w="4320" w:type="dxa"/>
@@ -1263,6 +1395,9 @@
         </w:tc>
       </w:tr>
       <w:tr>
+        <w:trPr>
+          <w:jc w:val="center"/>
+        </w:trPr>
         <w:tc>
           <w:tcPr>
             <w:tcW w:w="4320" w:type="dxa"/>
@@ -1281,6 +1416,9 @@
         </w:tc>
       </w:tr>
       <w:tr>
+        <w:trPr>
+          <w:jc w:val="center"/>
+        </w:trPr>
         <w:tc>
           <w:tcPr>
             <w:tcW w:w="4320" w:type="dxa"/>
@@ -1299,6 +1437,9 @@
         </w:tc>
       </w:tr>
       <w:tr>
+        <w:trPr>
+          <w:jc w:val="center"/>
+        </w:trPr>
         <w:tc>
           <w:tcPr>
             <w:tcW w:w="4320" w:type="dxa"/>
@@ -1319,13 +1460,113 @@
     </w:tbl>
     <w:p/>
     <w:sectPr>
+      <w:footerReference w:type="default" r:id="rId8"/>
       <w:pgSz w:w="12240" w:h="15840"/>
-      <w:pgMar w:top="1440" w:right="1800" w:bottom="1440" w:left="1800" w:header="720" w:footer="720" w:gutter="0"/>
+      <w:pgMar w:top="1418" w:right="1418" w:bottom="1418" w:left="1418" w:header="720" w:footer="720" w:gutter="0"/>
       <w:cols w:space="720"/>
       <w:docGrid w:linePitch="360"/>
     </w:sectPr>
   </w:body>
 </w:document>
+</file>
+
+<file path=word/endnotes.xml><?xml version="1.0" encoding="utf-8"?>
+<w:endnotes xmlns:wpc="http://schemas.microsoft.com/office/word/2010/wordprocessingCanvas" xmlns:cx="http://schemas.microsoft.com/office/drawing/2014/chartex" xmlns:cx1="http://schemas.microsoft.com/office/drawing/2015/9/8/chartex" xmlns:cx2="http://schemas.microsoft.com/office/drawing/2015/10/21/chartex" xmlns:cx3="http://schemas.microsoft.com/office/drawing/2016/5/9/chartex" xmlns:cx4="http://schemas.microsoft.com/office/drawing/2016/5/10/chartex" xmlns:cx5="http://schemas.microsoft.com/office/drawing/2016/5/11/chartex" xmlns:cx6="http://schemas.microsoft.com/office/drawing/2016/5/12/chartex" xmlns:cx7="http://schemas.microsoft.com/office/drawing/2016/5/13/chartex" xmlns:cx8="http://schemas.microsoft.com/office/drawing/2016/5/14/chartex" xmlns:mc="http://schemas.openxmlformats.org/markup-compatibility/2006" xmlns:aink="http://schemas.microsoft.com/office/drawing/2016/ink" xmlns:am3d="http://schemas.microsoft.com/office/drawing/2017/model3d" xmlns:o="urn:schemas-microsoft-com:office:office" xmlns:r="http://schemas.openxmlformats.org/officeDocument/2006/relationships" xmlns:m="http://schemas.openxmlformats.org/officeDocument/2006/math" xmlns:v="urn:schemas-microsoft-com:vml" xmlns:wp14="http://schemas.microsoft.com/office/word/2010/wordprocessingDrawing" xmlns:wp="http://schemas.openxmlformats.org/drawingml/2006/wordprocessingDrawing" xmlns:w10="urn:schemas-microsoft-com:office:word" xmlns:w="http://schemas.openxmlformats.org/wordprocessingml/2006/main" xmlns:w14="http://schemas.microsoft.com/office/word/2010/wordml" xmlns:w15="http://schemas.microsoft.com/office/word/2012/wordml" xmlns:w16cex="http://schemas.microsoft.com/office/word/2018/wordml/cex" xmlns:w16cid="http://schemas.microsoft.com/office/word/2016/wordml/cid" xmlns:w16="http://schemas.microsoft.com/office/word/2018/wordml" xmlns:w16sdtdh="http://schemas.microsoft.com/office/word/2020/wordml/sdtdatahash" xmlns:w16se="http://schemas.microsoft.com/office/word/2015/wordml/symex" xmlns:wpg="http://schemas.microsoft.com/office/word/2010/wordprocessingGroup" xmlns:wpi="http://schemas.microsoft.com/office/word/2010/wordprocessingInk" xmlns:wne="http://schemas.microsoft.com/office/word/2006/wordml" xmlns:wps="http://schemas.microsoft.com/office/word/2010/wordprocessingShape" mc:Ignorable="w14 w15 w16se w16cid w16 w16cex w16sdtdh wp14">
+  <w:endnote w:type="separator" w:id="-1">
+    <w:p>
+      <w:pPr>
+        <w:spacing w:after="0" w:line="240" w:lineRule="auto"/>
+      </w:pPr>
+      <w:r>
+        <w:separator/>
+      </w:r>
+    </w:p>
+  </w:endnote>
+  <w:endnote w:type="continuationSeparator" w:id="0">
+    <w:p>
+      <w:pPr>
+        <w:spacing w:after="0" w:line="240" w:lineRule="auto"/>
+      </w:pPr>
+      <w:r>
+        <w:continuationSeparator/>
+      </w:r>
+    </w:p>
+  </w:endnote>
+</w:endnotes>
+</file>
+
+<file path=word/footer1.xml><?xml version="1.0" encoding="utf-8"?>
+<w:ftr xmlns:wpc="http://schemas.microsoft.com/office/word/2010/wordprocessingCanvas" xmlns:cx="http://schemas.microsoft.com/office/drawing/2014/chartex" xmlns:cx1="http://schemas.microsoft.com/office/drawing/2015/9/8/chartex" xmlns:cx2="http://schemas.microsoft.com/office/drawing/2015/10/21/chartex" xmlns:cx3="http://schemas.microsoft.com/office/drawing/2016/5/9/chartex" xmlns:cx4="http://schemas.microsoft.com/office/drawing/2016/5/10/chartex" xmlns:cx5="http://schemas.microsoft.com/office/drawing/2016/5/11/chartex" xmlns:cx6="http://schemas.microsoft.com/office/drawing/2016/5/12/chartex" xmlns:cx7="http://schemas.microsoft.com/office/drawing/2016/5/13/chartex" xmlns:cx8="http://schemas.microsoft.com/office/drawing/2016/5/14/chartex" xmlns:mc="http://schemas.openxmlformats.org/markup-compatibility/2006" xmlns:aink="http://schemas.microsoft.com/office/drawing/2016/ink" xmlns:am3d="http://schemas.microsoft.com/office/drawing/2017/model3d" xmlns:o="urn:schemas-microsoft-com:office:office" xmlns:r="http://schemas.openxmlformats.org/officeDocument/2006/relationships" xmlns:m="http://schemas.openxmlformats.org/officeDocument/2006/math" xmlns:v="urn:schemas-microsoft-com:vml" xmlns:wp14="http://schemas.microsoft.com/office/word/2010/wordprocessingDrawing" xmlns:wp="http://schemas.openxmlformats.org/drawingml/2006/wordprocessingDrawing" xmlns:w10="urn:schemas-microsoft-com:office:word" xmlns:w="http://schemas.openxmlformats.org/wordprocessingml/2006/main" xmlns:w14="http://schemas.microsoft.com/office/word/2010/wordml" xmlns:w15="http://schemas.microsoft.com/office/word/2012/wordml" xmlns:w16cex="http://schemas.microsoft.com/office/word/2018/wordml/cex" xmlns:w16cid="http://schemas.microsoft.com/office/word/2016/wordml/cid" xmlns:w16="http://schemas.microsoft.com/office/word/2018/wordml" xmlns:w16sdtdh="http://schemas.microsoft.com/office/word/2020/wordml/sdtdatahash" xmlns:w16se="http://schemas.microsoft.com/office/word/2015/wordml/symex" xmlns:wpg="http://schemas.microsoft.com/office/word/2010/wordprocessingGroup" xmlns:wpi="http://schemas.microsoft.com/office/word/2010/wordprocessingInk" xmlns:wne="http://schemas.microsoft.com/office/word/2006/wordml" xmlns:wps="http://schemas.microsoft.com/office/word/2010/wordprocessingShape" mc:Ignorable="w14 w15 w16se w16cid w16 w16cex w16sdtdh wp14">
+  <w:sdt>
+    <w:sdtPr>
+      <w:id w:val="-99576433"/>
+      <w:docPartObj>
+        <w:docPartGallery w:val="Page Numbers (Bottom of Page)"/>
+        <w:docPartUnique/>
+      </w:docPartObj>
+    </w:sdtPr>
+    <w:sdtEndPr/>
+    <w:sdtContent>
+      <w:p>
+        <w:pPr>
+          <w:pStyle w:val="Footer"/>
+          <w:jc w:val="center"/>
+        </w:pPr>
+        <w:r>
+          <w:fldChar w:fldCharType="begin"/>
+        </w:r>
+        <w:r>
+          <w:instrText xml:space="preserve"> PAGE   \* MERGEFORMAT </w:instrText>
+        </w:r>
+        <w:r>
+          <w:fldChar w:fldCharType="separate"/>
+        </w:r>
+        <w:r>
+          <w:rPr>
+            <w:noProof/>
+          </w:rPr>
+          <w:t>2</w:t>
+        </w:r>
+        <w:r>
+          <w:rPr>
+            <w:noProof/>
+          </w:rPr>
+          <w:fldChar w:fldCharType="end"/>
+        </w:r>
+      </w:p>
+    </w:sdtContent>
+  </w:sdt>
+  <w:p>
+    <w:pPr>
+      <w:pStyle w:val="Footer"/>
+    </w:pPr>
+  </w:p>
+</w:ftr>
+</file>
+
+<file path=word/footnotes.xml><?xml version="1.0" encoding="utf-8"?>
+<w:footnotes xmlns:wpc="http://schemas.microsoft.com/office/word/2010/wordprocessingCanvas" xmlns:cx="http://schemas.microsoft.com/office/drawing/2014/chartex" xmlns:cx1="http://schemas.microsoft.com/office/drawing/2015/9/8/chartex" xmlns:cx2="http://schemas.microsoft.com/office/drawing/2015/10/21/chartex" xmlns:cx3="http://schemas.microsoft.com/office/drawing/2016/5/9/chartex" xmlns:cx4="http://schemas.microsoft.com/office/drawing/2016/5/10/chartex" xmlns:cx5="http://schemas.microsoft.com/office/drawing/2016/5/11/chartex" xmlns:cx6="http://schemas.microsoft.com/office/drawing/2016/5/12/chartex" xmlns:cx7="http://schemas.microsoft.com/office/drawing/2016/5/13/chartex" xmlns:cx8="http://schemas.microsoft.com/office/drawing/2016/5/14/chartex" xmlns:mc="http://schemas.openxmlformats.org/markup-compatibility/2006" xmlns:aink="http://schemas.microsoft.com/office/drawing/2016/ink" xmlns:am3d="http://schemas.microsoft.com/office/drawing/2017/model3d" xmlns:o="urn:schemas-microsoft-com:office:office" xmlns:r="http://schemas.openxmlformats.org/officeDocument/2006/relationships" xmlns:m="http://schemas.openxmlformats.org/officeDocument/2006/math" xmlns:v="urn:schemas-microsoft-com:vml" xmlns:wp14="http://schemas.microsoft.com/office/word/2010/wordprocessingDrawing" xmlns:wp="http://schemas.openxmlformats.org/drawingml/2006/wordprocessingDrawing" xmlns:w10="urn:schemas-microsoft-com:office:word" xmlns:w="http://schemas.openxmlformats.org/wordprocessingml/2006/main" xmlns:w14="http://schemas.microsoft.com/office/word/2010/wordml" xmlns:w15="http://schemas.microsoft.com/office/word/2012/wordml" xmlns:w16cex="http://schemas.microsoft.com/office/word/2018/wordml/cex" xmlns:w16cid="http://schemas.microsoft.com/office/word/2016/wordml/cid" xmlns:w16="http://schemas.microsoft.com/office/word/2018/wordml" xmlns:w16sdtdh="http://schemas.microsoft.com/office/word/2020/wordml/sdtdatahash" xmlns:w16se="http://schemas.microsoft.com/office/word/2015/wordml/symex" xmlns:wpg="http://schemas.microsoft.com/office/word/2010/wordprocessingGroup" xmlns:wpi="http://schemas.microsoft.com/office/word/2010/wordprocessingInk" xmlns:wne="http://schemas.microsoft.com/office/word/2006/wordml" xmlns:wps="http://schemas.microsoft.com/office/word/2010/wordprocessingShape" mc:Ignorable="w14 w15 w16se w16cid w16 w16cex w16sdtdh wp14">
+  <w:footnote w:type="separator" w:id="-1">
+    <w:p>
+      <w:pPr>
+        <w:spacing w:after="0" w:line="240" w:lineRule="auto"/>
+      </w:pPr>
+      <w:r>
+        <w:separator/>
+      </w:r>
+    </w:p>
+  </w:footnote>
+  <w:footnote w:type="continuationSeparator" w:id="0">
+    <w:p>
+      <w:pPr>
+        <w:spacing w:after="0" w:line="240" w:lineRule="auto"/>
+      </w:pPr>
+      <w:r>
+        <w:continuationSeparator/>
+      </w:r>
+    </w:p>
+  </w:footnote>
+</w:footnotes>
 </file>
 
 <file path=word/numbering.xml><?xml version="1.0" encoding="utf-8"?>
@@ -1816,11 +2057,6 @@
     <w:lsdException w:name="Book Title" w:uiPriority="33" w:qFormat="1"/>
     <w:lsdException w:name="Bibliography" w:semiHidden="1" w:uiPriority="37" w:unhideWhenUsed="1"/>
     <w:lsdException w:name="TOC Heading" w:semiHidden="1" w:uiPriority="39" w:unhideWhenUsed="1" w:qFormat="1"/>
-    <w:lsdException w:name="Plain Table 5" w:semiHidden="1" w:unhideWhenUsed="1"/>
-    <w:lsdException w:name="Grid Table Light" w:semiHidden="1" w:unhideWhenUsed="1"/>
-    <w:lsdException w:name="Grid Table 1 Light" w:semiHidden="1" w:unhideWhenUsed="1"/>
-    <w:lsdException w:name="Grid Table 2" w:semiHidden="1" w:unhideWhenUsed="1"/>
-    <w:lsdException w:name="Grid Table 3" w:semiHidden="1" w:unhideWhenUsed="1"/>
     <w:lsdException w:name="Grid Table 4" w:uiPriority="49"/>
     <w:lsdException w:name="Grid Table 5 Dark" w:uiPriority="50"/>
     <w:lsdException w:name="Grid Table 6 Colorful" w:uiPriority="51"/>
